--- a/_site/operating-system/2022-09-27-comandos-vim/index.docx
+++ b/_site/operating-system/2022-09-27-comandos-vim/index.docx
@@ -50,7 +50,7 @@
         <w:pStyle w:val="Heading1"/>
       </w:pPr>
       <w:r>
-        <w:t xml:space="preserve">Comandos básicos de Vim para mejorar tu flujo de trabajo: Aprende a utilizar los comandos esenciales de Vim para ser más productivo en tu programación.</w:t>
+        <w:t xml:space="preserve">Comandos esenciales de Vim para productividad</w:t>
       </w:r>
     </w:p>
     <w:p>
@@ -199,7 +199,15 @@
     </w:p>
     <w:p>
       <w:pPr>
-        <w:pStyle w:val="FirstParagraph"/>
+        <w:pStyle w:val="AbstractFirstParagraph"/>
+      </w:pPr>
+      <w:r>
+        <w:t xml:space="preserve">Este abstract será actualizado una vez que se complete el contenido final del artículo.</w:t>
+      </w:r>
+    </w:p>
+    <w:p>
+      <w:pPr>
+        <w:pStyle w:val="BodyText"/>
       </w:pPr>
       <w:r>
         <w:rPr>
@@ -224,7 +232,7 @@
         <w:pStyle w:val="Heading1"/>
       </w:pPr>
       <w:r>
-        <w:t xml:space="preserve">Comandos básicos de Vim para mejorar tu flujo de trabajo: Aprende a utilizar los comandos esenciales de Vim para ser más productivo en tu programación.</w:t>
+        <w:t xml:space="preserve">Comandos esenciales de Vim para productividad</w:t>
       </w:r>
     </w:p>
     <w:p>
@@ -951,7 +959,7 @@
       </w:r>
     </w:p>
     <w:bookmarkEnd w:id="26"/>
-    <w:bookmarkStart w:id="59" w:name="publicaciones-similares"/>
+    <w:bookmarkStart w:id="61" w:name="publicaciones-similares"/>
     <w:p>
       <w:pPr>
         <w:pStyle w:val="Heading1"/>
@@ -1306,13 +1314,34 @@
     </w:p>
     <w:p>
       <w:pPr>
+        <w:pStyle w:val="Compact"/>
+        <w:numPr>
+          <w:ilvl w:val="0"/>
+          <w:numId w:val="1009"/>
+        </w:numPr>
+      </w:pPr>
+      <w:hyperlink r:id="rId59"/>
+      <w:r>
+        <w:t xml:space="preserve"> </w:t>
+      </w:r>
+      <w:hyperlink r:id="rId60">
+        <w:r>
+          <w:rPr>
+            <w:rStyle w:val="Hyperlink"/>
+          </w:rPr>
+          <w:t xml:space="preserve">Gestiona Tus Dotfiles Con Gnu Stow</w:t>
+        </w:r>
+      </w:hyperlink>
+    </w:p>
+    <w:p>
+      <w:pPr>
         <w:pStyle w:val="FirstParagraph"/>
       </w:pPr>
       <w:r>
         <w:t xml:space="preserve">Esperamos que encuentres estas publicaciones igualmente interesantes y útiles. ¡Disfruta de la lectura!</w:t>
       </w:r>
     </w:p>
-    <w:bookmarkEnd w:id="59"/>
+    <w:bookmarkEnd w:id="61"/>
     <w:sectPr>
       <w:headerReference r:id="rId9" w:type="even"/>
       <w:headerReference r:id="rId11" w:type="default"/>

--- a/_site/operating-system/2022-09-27-comandos-vim/index.docx
+++ b/_site/operating-system/2022-09-27-comandos-vim/index.docx
@@ -44,7 +44,7 @@
         <w:t xml:space="preserve"> </w:t>
       </w:r>
     </w:p>
-    <w:bookmarkStart w:id="20" w:name="title"/>
+    <w:bookmarkStart w:id="22" w:name="title"/>
     <w:p>
       <w:pPr>
         <w:pStyle w:val="Heading1"/>
@@ -93,8 +93,8 @@
         <w:t xml:space="preserve"> </w:t>
       </w:r>
     </w:p>
-    <w:bookmarkEnd w:id="20"/>
-    <w:bookmarkStart w:id="24" w:name="author-note"/>
+    <w:bookmarkEnd w:id="22"/>
+    <w:bookmarkStart w:id="26" w:name="author-note"/>
     <w:p>
       <w:pPr>
         <w:pStyle w:val="Heading1"/>
@@ -113,15 +113,15 @@
       <w:r>
         <w:t xml:space="preserve"> </w:t>
       </w:r>
-      <w:bookmarkStart w:id="21" w:name="orchid"/>
+      <w:bookmarkStart w:id="23" w:name="orchid"/>
       <w:r>
         <w:t xml:space="preserve">Orcid ID Logo: A green circle with white letters ID</w:t>
       </w:r>
-      <w:bookmarkEnd w:id="21"/>
-      <w:r>
-        <w:t xml:space="preserve"> </w:t>
-      </w:r>
-      <w:hyperlink r:id="rId22">
+      <w:bookmarkEnd w:id="23"/>
+      <w:r>
+        <w:t xml:space="preserve"> </w:t>
+      </w:r>
+      <w:hyperlink r:id="rId24">
         <w:r>
           <w:rPr>
             <w:rStyle w:val="Hyperlink"/>
@@ -160,7 +160,7 @@
         <w:t xml:space="preserve">: </w:t>
       </w:r>
       <w:r>
-        <w:t xml:space="preserve">conceptualización y redacción</w:t>
+        <w:t xml:space="preserve">conceptualización, metodología, análisis formal, investigación, recursos, curación de datos, redacción, visualización, supervisión, y administración del proyecto</w:t>
       </w:r>
     </w:p>
     <w:p>
@@ -168,12 +168,12 @@
         <w:pStyle w:val="BodyText"/>
       </w:pPr>
       <w:r>
-        <w:t xml:space="preserve">La correspondencia relativa a este artículo debe dirigirse a Edison Achalma, Escuela Profesional de Economía, Universidad Nacional de San Cristóbal de Huamanga, Ayacucho, AYA, Perú, Email:</w:t>
-      </w:r>
-      <w:r>
-        <w:t xml:space="preserve"> </w:t>
-      </w:r>
-      <w:hyperlink r:id="rId23">
+        <w:t xml:space="preserve">La correspondencia relativa a este artículo debe dirigirse a Edison Achalma, Escuela Profesional de Economía, Universidad Nacional de San Cristóbal de Huamanga, Portal Independencia N° 57, Ayacucho, AYA 5001, Perú, Email:</w:t>
+      </w:r>
+      <w:r>
+        <w:t xml:space="preserve"> </w:t>
+      </w:r>
+      <w:hyperlink r:id="rId25">
         <w:r>
           <w:rPr>
             <w:rStyle w:val="Hyperlink"/>
@@ -187,8 +187,8 @@
         <w:br w:type="page"/>
       </w:r>
     </w:p>
-    <w:bookmarkEnd w:id="24"/>
-    <w:bookmarkStart w:id="25" w:name="abstract"/>
+    <w:bookmarkEnd w:id="26"/>
+    <w:bookmarkStart w:id="27" w:name="abstract"/>
     <w:p>
       <w:pPr>
         <w:pStyle w:val="Heading1"/>
@@ -225,8 +225,8 @@
         <w:br w:type="page"/>
       </w:r>
     </w:p>
-    <w:bookmarkEnd w:id="25"/>
-    <w:bookmarkStart w:id="26" w:name="firstheader"/>
+    <w:bookmarkEnd w:id="27"/>
+    <w:bookmarkStart w:id="28" w:name="firstheader"/>
     <w:p>
       <w:pPr>
         <w:pStyle w:val="Heading1"/>
@@ -749,8 +749,8 @@
         </w:tc>
       </w:tr>
     </w:tbl>
-    <w:bookmarkEnd w:id="26"/>
-    <w:bookmarkStart w:id="31" w:name="instalación"/>
+    <w:bookmarkEnd w:id="28"/>
+    <w:bookmarkStart w:id="33" w:name="instalación"/>
     <w:p>
       <w:pPr>
         <w:pStyle w:val="Heading1"/>
@@ -759,7 +759,7 @@
         <w:t xml:space="preserve">1. Instalación</w:t>
       </w:r>
     </w:p>
-    <w:bookmarkStart w:id="27" w:name="instalar-vim"/>
+    <w:bookmarkStart w:id="29" w:name="instalar-vim"/>
     <w:p>
       <w:pPr>
         <w:pStyle w:val="Heading2"/>
@@ -888,8 +888,8 @@
         <w:t xml:space="preserve">Descargar desde: https://www.vim.org/download.php</w:t>
       </w:r>
     </w:p>
-    <w:bookmarkEnd w:id="27"/>
-    <w:bookmarkStart w:id="28" w:name="instalar-neovim"/>
+    <w:bookmarkEnd w:id="29"/>
+    <w:bookmarkStart w:id="30" w:name="instalar-neovim"/>
     <w:p>
       <w:pPr>
         <w:pStyle w:val="Heading2"/>
@@ -1174,8 +1174,8 @@
         <w:t xml:space="preserve"> install neovim</w:t>
       </w:r>
     </w:p>
-    <w:bookmarkEnd w:id="28"/>
-    <w:bookmarkStart w:id="29" w:name="verificar-instalación"/>
+    <w:bookmarkEnd w:id="30"/>
+    <w:bookmarkStart w:id="31" w:name="verificar-instalación"/>
     <w:p>
       <w:pPr>
         <w:pStyle w:val="Heading2"/>
@@ -1249,8 +1249,8 @@
         <w:t xml:space="preserve">--version</w:t>
       </w:r>
     </w:p>
-    <w:bookmarkEnd w:id="29"/>
-    <w:bookmarkStart w:id="30" w:name="configurar-alias"/>
+    <w:bookmarkEnd w:id="31"/>
+    <w:bookmarkStart w:id="32" w:name="configurar-alias"/>
     <w:p>
       <w:pPr>
         <w:pStyle w:val="Heading2"/>
@@ -1335,9 +1335,9 @@
         <w:t xml:space="preserve">'nvim'</w:t>
       </w:r>
     </w:p>
-    <w:bookmarkEnd w:id="30"/>
-    <w:bookmarkEnd w:id="31"/>
-    <w:bookmarkStart w:id="36" w:name="filosofía-y-conceptos-básicos"/>
+    <w:bookmarkEnd w:id="32"/>
+    <w:bookmarkEnd w:id="33"/>
+    <w:bookmarkStart w:id="38" w:name="filosofía-y-conceptos-básicos"/>
     <w:p>
       <w:pPr>
         <w:pStyle w:val="Heading1"/>
@@ -1346,7 +1346,7 @@
         <w:t xml:space="preserve">2. Filosofía y Conceptos Básicos</w:t>
       </w:r>
     </w:p>
-    <w:bookmarkStart w:id="32" w:name="filosofía-modal"/>
+    <w:bookmarkStart w:id="34" w:name="filosofía-modal"/>
     <w:p>
       <w:pPr>
         <w:pStyle w:val="Heading2"/>
@@ -1535,8 +1535,8 @@
         <w:t xml:space="preserve">repite la última acción</w:t>
       </w:r>
     </w:p>
-    <w:bookmarkEnd w:id="32"/>
-    <w:bookmarkStart w:id="33" w:name="composición-de-comandos"/>
+    <w:bookmarkEnd w:id="34"/>
+    <w:bookmarkStart w:id="35" w:name="composición-de-comandos"/>
     <w:p>
       <w:pPr>
         <w:pStyle w:val="Heading2"/>
@@ -1648,8 +1648,8 @@
         <w:t xml:space="preserve">= Copiar (yank) 3 líneas hacia abajo</w:t>
       </w:r>
     </w:p>
-    <w:bookmarkEnd w:id="33"/>
-    <w:bookmarkStart w:id="34" w:name="filosofía-modal-1"/>
+    <w:bookmarkEnd w:id="35"/>
+    <w:bookmarkStart w:id="36" w:name="filosofía-modal-1"/>
     <w:p>
       <w:pPr>
         <w:pStyle w:val="Heading2"/>
@@ -1721,8 +1721,8 @@
         <w:t xml:space="preserve">: Curva de aprendizaje pero altamente eficiente</w:t>
       </w:r>
     </w:p>
-    <w:bookmarkEnd w:id="34"/>
-    <w:bookmarkStart w:id="35" w:name="el-camino-del-vim"/>
+    <w:bookmarkEnd w:id="36"/>
+    <w:bookmarkStart w:id="37" w:name="el-camino-del-vim"/>
     <w:p>
       <w:pPr>
         <w:pStyle w:val="Heading2"/>
@@ -1826,9 +1826,9 @@
         <w:t xml:space="preserve">: Plugins, configuración avanzada, Vimscript/Lua</w:t>
       </w:r>
     </w:p>
-    <w:bookmarkEnd w:id="35"/>
-    <w:bookmarkEnd w:id="36"/>
-    <w:bookmarkStart w:id="43" w:name="modos-de-vim"/>
+    <w:bookmarkEnd w:id="37"/>
+    <w:bookmarkEnd w:id="38"/>
+    <w:bookmarkStart w:id="45" w:name="modos-de-vim"/>
     <w:p>
       <w:pPr>
         <w:pStyle w:val="Heading1"/>
@@ -1837,7 +1837,7 @@
         <w:t xml:space="preserve">3. Modos de Vim</w:t>
       </w:r>
     </w:p>
-    <w:bookmarkStart w:id="37" w:name="modo-normal-default"/>
+    <w:bookmarkStart w:id="39" w:name="modo-normal-default"/>
     <w:p>
       <w:pPr>
         <w:pStyle w:val="Heading2"/>
@@ -1851,40 +1851,7 @@
         <w:pStyle w:val="FirstParagraph"/>
       </w:pPr>
       <w:r>
-        <w:t xml:space="preserve">El modo por defecto. Todas las teclas son comandos. Para activar el modo comando en Vim, debes presionar la tecla</w:t>
-      </w:r>
-      <w:r>
-        <w:t xml:space="preserve"> </w:t>
-      </w:r>
-      <w:r>
-        <w:t xml:space="preserve">“Esc”</w:t>
-      </w:r>
-      <w:r>
-        <w:t xml:space="preserve">. Esto te llevará al modo comando desde cualquier otro modo en el que te encuentres, como el modo insertar o el modo de reemplazo. Una vez que estés en el modo comando, puedes utilizar una variedad de comandos y combinaciones de teclas para navegar, editar y guardar tus archivos. Para salir de Vim, puedes ingresar el comando</w:t>
-      </w:r>
-      <w:r>
-        <w:t xml:space="preserve"> </w:t>
-      </w:r>
-      <w:r>
-        <w:t xml:space="preserve">“:q”</w:t>
-      </w:r>
-      <w:r>
-        <w:t xml:space="preserve"> </w:t>
-      </w:r>
-      <w:r>
-        <w:t xml:space="preserve">seguido de Enter. Si has realizado cambios y deseas guardarlos antes de salir, utiliza el comando</w:t>
-      </w:r>
-      <w:r>
-        <w:t xml:space="preserve"> </w:t>
-      </w:r>
-      <w:r>
-        <w:t xml:space="preserve">“:wq”</w:t>
-      </w:r>
-      <w:r>
-        <w:t xml:space="preserve"> </w:t>
-      </w:r>
-      <w:r>
-        <w:t xml:space="preserve">para escribir y guardar los cambios y salir de Vim.</w:t>
+        <w:t xml:space="preserve">El modo por defecto. Todas las teclas son comandos. Para activar el modo comando en Vim, debes presionar la tecla “Esc”. Esto te llevará al modo comando desde cualquier otro modo en el que te encuentres, como el modo insertar o el modo de reemplazo. Una vez que estés en el modo comando, puedes utilizar una variedad de comandos y combinaciones de teclas para navegar, editar y guardar tus archivos. Para salir de Vim, puedes ingresar el comando “:q” seguido de Enter. Si has realizado cambios y deseas guardarlos antes de salir, utiliza el comando “:wq” para escribir y guardar los cambios y salir de Vim.</w:t>
       </w:r>
     </w:p>
     <w:p>
@@ -1962,8 +1929,8 @@
         <w:t xml:space="preserve">(similar a Esc)</w:t>
       </w:r>
     </w:p>
-    <w:bookmarkEnd w:id="37"/>
-    <w:bookmarkStart w:id="38" w:name="modo-insert"/>
+    <w:bookmarkEnd w:id="39"/>
+    <w:bookmarkStart w:id="40" w:name="modo-insert"/>
     <w:p>
       <w:pPr>
         <w:pStyle w:val="Heading2"/>
@@ -2229,8 +2196,8 @@
         <w:t xml:space="preserve">- Volver a Normal</w:t>
       </w:r>
     </w:p>
-    <w:bookmarkEnd w:id="38"/>
-    <w:bookmarkStart w:id="39" w:name="modo-visual"/>
+    <w:bookmarkEnd w:id="40"/>
+    <w:bookmarkStart w:id="41" w:name="modo-visual"/>
     <w:p>
       <w:pPr>
         <w:pStyle w:val="Heading2"/>
@@ -2468,8 +2435,8 @@
         <w:t xml:space="preserve">- Cambiar mayúsculas/minúsculas</w:t>
       </w:r>
     </w:p>
-    <w:bookmarkEnd w:id="39"/>
-    <w:bookmarkStart w:id="40" w:name="modo-command-command-line"/>
+    <w:bookmarkEnd w:id="41"/>
+    <w:bookmarkStart w:id="42" w:name="modo-command-command-line"/>
     <w:p>
       <w:pPr>
         <w:pStyle w:val="Heading2"/>
@@ -2714,8 +2681,8 @@
         <w:t xml:space="preserve">- Ayuda</w:t>
       </w:r>
     </w:p>
-    <w:bookmarkEnd w:id="40"/>
-    <w:bookmarkStart w:id="41" w:name="modo-replace"/>
+    <w:bookmarkEnd w:id="42"/>
+    <w:bookmarkStart w:id="43" w:name="modo-replace"/>
     <w:p>
       <w:pPr>
         <w:pStyle w:val="Heading2"/>
@@ -2786,8 +2753,8 @@
         <w:t xml:space="preserve">- Reemplazar un solo carácter</w:t>
       </w:r>
     </w:p>
-    <w:bookmarkEnd w:id="41"/>
-    <w:bookmarkStart w:id="42" w:name="modo-select"/>
+    <w:bookmarkEnd w:id="43"/>
+    <w:bookmarkStart w:id="44" w:name="modo-select"/>
     <w:p>
       <w:pPr>
         <w:pStyle w:val="Heading2"/>
@@ -2879,9 +2846,9 @@
         <w:t xml:space="preserve">- Select mode en bloque</w:t>
       </w:r>
     </w:p>
-    <w:bookmarkEnd w:id="42"/>
-    <w:bookmarkEnd w:id="43"/>
-    <w:bookmarkStart w:id="51" w:name="navegación-básica"/>
+    <w:bookmarkEnd w:id="44"/>
+    <w:bookmarkEnd w:id="45"/>
+    <w:bookmarkStart w:id="53" w:name="navegación-básica"/>
     <w:p>
       <w:pPr>
         <w:pStyle w:val="Heading1"/>
@@ -2890,7 +2857,7 @@
         <w:t xml:space="preserve">4. Navegación Básica</w:t>
       </w:r>
     </w:p>
-    <w:bookmarkStart w:id="44" w:name="movimiento-de-cursor-modo-normal"/>
+    <w:bookmarkStart w:id="46" w:name="movimiento-de-cursor-modo-normal"/>
     <w:p>
       <w:pPr>
         <w:pStyle w:val="Heading2"/>
@@ -2899,8 +2866,8 @@
         <w:t xml:space="preserve">4.1 Movimiento de Cursor (Modo Normal)</w:t>
       </w:r>
     </w:p>
-    <w:bookmarkEnd w:id="44"/>
-    <w:bookmarkStart w:id="45" w:name="básico-hjkl"/>
+    <w:bookmarkEnd w:id="46"/>
+    <w:bookmarkStart w:id="47" w:name="básico-hjkl"/>
     <w:p>
       <w:pPr>
         <w:pStyle w:val="Heading2"/>
@@ -3055,8 +3022,8 @@
         </w:tc>
       </w:tr>
     </w:tbl>
-    <w:bookmarkEnd w:id="45"/>
-    <w:bookmarkStart w:id="46" w:name="por-palabras"/>
+    <w:bookmarkEnd w:id="47"/>
+    <w:bookmarkStart w:id="48" w:name="por-palabras"/>
     <w:p>
       <w:pPr>
         <w:pStyle w:val="Heading2"/>
@@ -3328,8 +3295,8 @@
         <w:t xml:space="preserve">= cualquier carácter no-espacio</w:t>
       </w:r>
     </w:p>
-    <w:bookmarkEnd w:id="46"/>
-    <w:bookmarkStart w:id="47" w:name="por-línea"/>
+    <w:bookmarkEnd w:id="48"/>
+    <w:bookmarkStart w:id="49" w:name="por-línea"/>
     <w:p>
       <w:pPr>
         <w:pStyle w:val="Heading2"/>
@@ -3538,8 +3505,8 @@
         </w:tc>
       </w:tr>
     </w:tbl>
-    <w:bookmarkEnd w:id="47"/>
-    <w:bookmarkStart w:id="48" w:name="por-pantalla"/>
+    <w:bookmarkEnd w:id="49"/>
+    <w:bookmarkStart w:id="50" w:name="por-pantalla"/>
     <w:p>
       <w:pPr>
         <w:pStyle w:val="Heading2"/>
@@ -3910,8 +3877,8 @@
         </w:tc>
       </w:tr>
     </w:tbl>
-    <w:bookmarkEnd w:id="48"/>
-    <w:bookmarkStart w:id="49" w:name="por-archivo"/>
+    <w:bookmarkEnd w:id="50"/>
+    <w:bookmarkStart w:id="51" w:name="por-archivo"/>
     <w:p>
       <w:pPr>
         <w:pStyle w:val="Heading2"/>
@@ -4081,8 +4048,8 @@
         </w:tc>
       </w:tr>
     </w:tbl>
-    <w:bookmarkEnd w:id="49"/>
-    <w:bookmarkStart w:id="50" w:name="búsqueda-de-caracteres-en-línea"/>
+    <w:bookmarkEnd w:id="51"/>
+    <w:bookmarkStart w:id="52" w:name="búsqueda-de-caracteres-en-línea"/>
     <w:p>
       <w:pPr>
         <w:pStyle w:val="Heading2"/>
@@ -4421,9 +4388,9 @@
         <w:t xml:space="preserve">- Ir antes del punto</w:t>
       </w:r>
     </w:p>
-    <w:bookmarkEnd w:id="50"/>
-    <w:bookmarkEnd w:id="51"/>
-    <w:bookmarkStart w:id="61" w:name="edición-de-texto"/>
+    <w:bookmarkEnd w:id="52"/>
+    <w:bookmarkEnd w:id="53"/>
+    <w:bookmarkStart w:id="63" w:name="edición-de-texto"/>
     <w:p>
       <w:pPr>
         <w:pStyle w:val="Heading1"/>
@@ -4432,7 +4399,7 @@
         <w:t xml:space="preserve">5. Edición de Texto</w:t>
       </w:r>
     </w:p>
-    <w:bookmarkStart w:id="52" w:name="insertar"/>
+    <w:bookmarkStart w:id="54" w:name="insertar"/>
     <w:p>
       <w:pPr>
         <w:pStyle w:val="Heading2"/>
@@ -4668,8 +4635,8 @@
         </w:tc>
       </w:tr>
     </w:tbl>
-    <w:bookmarkEnd w:id="52"/>
-    <w:bookmarkStart w:id="53" w:name="eliminar"/>
+    <w:bookmarkEnd w:id="54"/>
+    <w:bookmarkStart w:id="55" w:name="eliminar"/>
     <w:p>
       <w:pPr>
         <w:pStyle w:val="Heading2"/>
@@ -5037,8 +5004,8 @@
         </w:tc>
       </w:tr>
     </w:tbl>
-    <w:bookmarkEnd w:id="53"/>
-    <w:bookmarkStart w:id="54" w:name="cambiar-change"/>
+    <w:bookmarkEnd w:id="55"/>
+    <w:bookmarkStart w:id="56" w:name="cambiar-change"/>
     <w:p>
       <w:pPr>
         <w:pStyle w:val="Heading2"/>
@@ -5324,8 +5291,8 @@
         </w:tc>
       </w:tr>
     </w:tbl>
-    <w:bookmarkEnd w:id="54"/>
-    <w:bookmarkStart w:id="55" w:name="copiar-y-pegar-yankput"/>
+    <w:bookmarkEnd w:id="56"/>
+    <w:bookmarkStart w:id="57" w:name="copiar-y-pegar-yankput"/>
     <w:p>
       <w:pPr>
         <w:pStyle w:val="Heading2"/>
@@ -5603,8 +5570,8 @@
         </w:tc>
       </w:tr>
     </w:tbl>
-    <w:bookmarkEnd w:id="55"/>
-    <w:bookmarkStart w:id="56" w:name="reemplazar"/>
+    <w:bookmarkEnd w:id="57"/>
+    <w:bookmarkStart w:id="58" w:name="reemplazar"/>
     <w:p>
       <w:pPr>
         <w:pStyle w:val="Heading2"/>
@@ -5813,8 +5780,8 @@
         </w:tc>
       </w:tr>
     </w:tbl>
-    <w:bookmarkEnd w:id="56"/>
-    <w:bookmarkStart w:id="57" w:name="deshacer-y-rehacer"/>
+    <w:bookmarkEnd w:id="58"/>
+    <w:bookmarkStart w:id="59" w:name="deshacer-y-rehacer"/>
     <w:p>
       <w:pPr>
         <w:pStyle w:val="Heading2"/>
@@ -5942,8 +5909,8 @@
         </w:tc>
       </w:tr>
     </w:tbl>
-    <w:bookmarkEnd w:id="57"/>
-    <w:bookmarkStart w:id="58" w:name="repetir"/>
+    <w:bookmarkEnd w:id="59"/>
+    <w:bookmarkStart w:id="60" w:name="repetir"/>
     <w:p>
       <w:pPr>
         <w:pStyle w:val="Heading2"/>
@@ -6071,8 +6038,8 @@
         </w:tc>
       </w:tr>
     </w:tbl>
-    <w:bookmarkEnd w:id="58"/>
-    <w:bookmarkStart w:id="59" w:name="unir-líneas"/>
+    <w:bookmarkEnd w:id="60"/>
+    <w:bookmarkStart w:id="61" w:name="unir-líneas"/>
     <w:p>
       <w:pPr>
         <w:pStyle w:val="Heading2"/>
@@ -6173,8 +6140,8 @@
         </w:tc>
       </w:tr>
     </w:tbl>
-    <w:bookmarkEnd w:id="59"/>
-    <w:bookmarkStart w:id="60" w:name="indentación"/>
+    <w:bookmarkEnd w:id="61"/>
+    <w:bookmarkStart w:id="62" w:name="indentación"/>
     <w:p>
       <w:pPr>
         <w:pStyle w:val="Heading2"/>
@@ -6356,9 +6323,9 @@
         </w:tc>
       </w:tr>
     </w:tbl>
-    <w:bookmarkEnd w:id="60"/>
-    <w:bookmarkEnd w:id="61"/>
-    <w:bookmarkStart w:id="65" w:name="comandos-de-búsqueda"/>
+    <w:bookmarkEnd w:id="62"/>
+    <w:bookmarkEnd w:id="63"/>
+    <w:bookmarkStart w:id="67" w:name="comandos-de-búsqueda"/>
     <w:p>
       <w:pPr>
         <w:pStyle w:val="Heading1"/>
@@ -6367,7 +6334,7 @@
         <w:t xml:space="preserve">6. Comandos de Búsqueda</w:t>
       </w:r>
     </w:p>
-    <w:bookmarkStart w:id="62" w:name="búsqueda-básica"/>
+    <w:bookmarkStart w:id="64" w:name="búsqueda-básica"/>
     <w:p>
       <w:pPr>
         <w:pStyle w:val="Heading2"/>
@@ -6630,8 +6597,8 @@
         </w:tc>
       </w:tr>
     </w:tbl>
-    <w:bookmarkEnd w:id="62"/>
-    <w:bookmarkStart w:id="63" w:name="opciones-de-búsqueda"/>
+    <w:bookmarkEnd w:id="64"/>
+    <w:bookmarkStart w:id="65" w:name="opciones-de-búsqueda"/>
     <w:p>
       <w:pPr>
         <w:pStyle w:val="Heading2"/>
@@ -6687,8 +6654,8 @@
         <w:t xml:space="preserve">:nohlsearch       " Quitar resaltado (o :noh)</w:t>
       </w:r>
     </w:p>
-    <w:bookmarkEnd w:id="63"/>
-    <w:bookmarkStart w:id="64" w:name="expresiones-regulares"/>
+    <w:bookmarkEnd w:id="65"/>
+    <w:bookmarkStart w:id="66" w:name="expresiones-regulares"/>
     <w:p>
       <w:pPr>
         <w:pStyle w:val="Heading2"/>
@@ -6915,9 +6882,9 @@
         <w:t xml:space="preserve">/\d\{3}-\d\{4}  " XXX-XXXX (teléfono)</w:t>
       </w:r>
     </w:p>
-    <w:bookmarkEnd w:id="64"/>
-    <w:bookmarkEnd w:id="65"/>
-    <w:bookmarkStart w:id="70" w:name="modo-visual-1"/>
+    <w:bookmarkEnd w:id="66"/>
+    <w:bookmarkEnd w:id="67"/>
+    <w:bookmarkStart w:id="72" w:name="modo-visual-1"/>
     <w:p>
       <w:pPr>
         <w:pStyle w:val="Heading1"/>
@@ -6926,7 +6893,7 @@
         <w:t xml:space="preserve">7. Modo Visual</w:t>
       </w:r>
     </w:p>
-    <w:bookmarkStart w:id="66" w:name="tipos-de-selección-visual"/>
+    <w:bookmarkStart w:id="68" w:name="tipos-de-selección-visual"/>
     <w:p>
       <w:pPr>
         <w:pStyle w:val="Heading2"/>
@@ -7081,8 +7048,8 @@
         </w:tc>
       </w:tr>
     </w:tbl>
-    <w:bookmarkEnd w:id="66"/>
-    <w:bookmarkStart w:id="67" w:name="operaciones-en-visual"/>
+    <w:bookmarkEnd w:id="68"/>
+    <w:bookmarkStart w:id="69" w:name="operaciones-en-visual"/>
     <w:p>
       <w:pPr>
         <w:pStyle w:val="Heading2"/>
@@ -7434,8 +7401,8 @@
         </w:tc>
       </w:tr>
     </w:tbl>
-    <w:bookmarkEnd w:id="67"/>
-    <w:bookmarkStart w:id="68" w:name="visual-block-columnar"/>
+    <w:bookmarkEnd w:id="69"/>
+    <w:bookmarkStart w:id="70" w:name="visual-block-columnar"/>
     <w:p>
       <w:pPr>
         <w:pStyle w:val="Heading2"/>
@@ -7563,8 +7530,8 @@
         <w:t xml:space="preserve">5. Esc (se aplica a todas las líneas)</w:t>
       </w:r>
     </w:p>
-    <w:bookmarkEnd w:id="68"/>
-    <w:bookmarkStart w:id="69" w:name="objetos-de-texto"/>
+    <w:bookmarkEnd w:id="70"/>
+    <w:bookmarkStart w:id="71" w:name="objetos-de-texto"/>
     <w:p>
       <w:pPr>
         <w:pStyle w:val="Heading2"/>
@@ -8173,9 +8140,9 @@
         <w:t xml:space="preserve">ci{    " Change inner braces</w:t>
       </w:r>
     </w:p>
-    <w:bookmarkEnd w:id="69"/>
-    <w:bookmarkEnd w:id="70"/>
-    <w:bookmarkStart w:id="79" w:name="registros-y-macros"/>
+    <w:bookmarkEnd w:id="71"/>
+    <w:bookmarkEnd w:id="72"/>
+    <w:bookmarkStart w:id="81" w:name="registros-y-macros"/>
     <w:p>
       <w:pPr>
         <w:pStyle w:val="Heading1"/>
@@ -8184,7 +8151,7 @@
         <w:t xml:space="preserve">8. Registros y Macros</w:t>
       </w:r>
     </w:p>
-    <w:bookmarkStart w:id="71" w:name="registros"/>
+    <w:bookmarkStart w:id="73" w:name="registros"/>
     <w:p>
       <w:pPr>
         <w:pStyle w:val="Heading2"/>
@@ -8213,8 +8180,8 @@
         <w:t xml:space="preserve">llamados registros.</w:t>
       </w:r>
     </w:p>
-    <w:bookmarkEnd w:id="71"/>
-    <w:bookmarkStart w:id="72" w:name="tipos-de-registros"/>
+    <w:bookmarkEnd w:id="73"/>
+    <w:bookmarkStart w:id="74" w:name="tipos-de-registros"/>
     <w:p>
       <w:pPr>
         <w:pStyle w:val="Heading2"/>
@@ -8612,8 +8579,8 @@
         </w:tc>
       </w:tr>
     </w:tbl>
-    <w:bookmarkEnd w:id="72"/>
-    <w:bookmarkStart w:id="73" w:name="usar-registros"/>
+    <w:bookmarkEnd w:id="74"/>
+    <w:bookmarkStart w:id="75" w:name="usar-registros"/>
     <w:p>
       <w:pPr>
         <w:pStyle w:val="Heading2"/>
@@ -8699,8 +8666,8 @@
         <w:t xml:space="preserve">"+p        " Pegar desde clipboard</w:t>
       </w:r>
     </w:p>
-    <w:bookmarkEnd w:id="73"/>
-    <w:bookmarkStart w:id="74" w:name="ver-registros"/>
+    <w:bookmarkEnd w:id="75"/>
+    <w:bookmarkStart w:id="76" w:name="ver-registros"/>
     <w:p>
       <w:pPr>
         <w:pStyle w:val="Heading2"/>
@@ -8729,8 +8696,8 @@
         <w:t xml:space="preserve">:reg a b c      " Ver registros específicos</w:t>
       </w:r>
     </w:p>
-    <w:bookmarkEnd w:id="74"/>
-    <w:bookmarkStart w:id="75" w:name="macros"/>
+    <w:bookmarkEnd w:id="76"/>
+    <w:bookmarkStart w:id="77" w:name="macros"/>
     <w:p>
       <w:pPr>
         <w:pStyle w:val="Heading2"/>
@@ -8747,8 +8714,8 @@
         <w:t xml:space="preserve">Grabar y repetir secuencias de comandos.</w:t>
       </w:r>
     </w:p>
-    <w:bookmarkEnd w:id="75"/>
-    <w:bookmarkStart w:id="76" w:name="grabar-macro"/>
+    <w:bookmarkEnd w:id="77"/>
+    <w:bookmarkStart w:id="78" w:name="grabar-macro"/>
     <w:p>
       <w:pPr>
         <w:pStyle w:val="Heading2"/>
@@ -8786,8 +8753,8 @@
         <w:t xml:space="preserve">q               " Terminar grabación</w:t>
       </w:r>
     </w:p>
-    <w:bookmarkEnd w:id="76"/>
-    <w:bookmarkStart w:id="77" w:name="ejecutar-macro"/>
+    <w:bookmarkEnd w:id="78"/>
+    <w:bookmarkStart w:id="79" w:name="ejecutar-macro"/>
     <w:p>
       <w:pPr>
         <w:pStyle w:val="Heading2"/>
@@ -8983,8 +8950,8 @@
         <w:t xml:space="preserve">- item 3</w:t>
       </w:r>
     </w:p>
-    <w:bookmarkEnd w:id="77"/>
-    <w:bookmarkStart w:id="78" w:name="editar-macros"/>
+    <w:bookmarkEnd w:id="79"/>
+    <w:bookmarkStart w:id="80" w:name="editar-macros"/>
     <w:p>
       <w:pPr>
         <w:pStyle w:val="Heading2"/>
@@ -9073,9 +9040,9 @@
         <w:t xml:space="preserve">"ayy            " Copiar de vuelta</w:t>
       </w:r>
     </w:p>
-    <w:bookmarkEnd w:id="78"/>
-    <w:bookmarkEnd w:id="79"/>
-    <w:bookmarkStart w:id="88" w:name="ventanas-y-pestañas"/>
+    <w:bookmarkEnd w:id="80"/>
+    <w:bookmarkEnd w:id="81"/>
+    <w:bookmarkStart w:id="90" w:name="ventanas-y-pestañas"/>
     <w:p>
       <w:pPr>
         <w:pStyle w:val="Heading1"/>
@@ -9084,7 +9051,7 @@
         <w:t xml:space="preserve">9. Ventanas y Pestañas</w:t>
       </w:r>
     </w:p>
-    <w:bookmarkStart w:id="80" w:name="ventanas-splits"/>
+    <w:bookmarkStart w:id="82" w:name="ventanas-splits"/>
     <w:p>
       <w:pPr>
         <w:pStyle w:val="Heading2"/>
@@ -9093,8 +9060,8 @@
         <w:t xml:space="preserve">9.1 Ventanas (Splits)</w:t>
       </w:r>
     </w:p>
-    <w:bookmarkEnd w:id="80"/>
-    <w:bookmarkStart w:id="81" w:name="crear-ventanas"/>
+    <w:bookmarkEnd w:id="82"/>
+    <w:bookmarkStart w:id="83" w:name="crear-ventanas"/>
     <w:p>
       <w:pPr>
         <w:pStyle w:val="Heading2"/>
@@ -9360,8 +9327,8 @@
         </w:tc>
       </w:tr>
     </w:tbl>
-    <w:bookmarkEnd w:id="81"/>
-    <w:bookmarkStart w:id="82" w:name="navegar-entre-ventanas"/>
+    <w:bookmarkEnd w:id="83"/>
+    <w:bookmarkStart w:id="84" w:name="navegar-entre-ventanas"/>
     <w:p>
       <w:pPr>
         <w:pStyle w:val="Heading2"/>
@@ -9570,8 +9537,8 @@
         </w:tc>
       </w:tr>
     </w:tbl>
-    <w:bookmarkEnd w:id="82"/>
-    <w:bookmarkStart w:id="83" w:name="mover-ventanas"/>
+    <w:bookmarkEnd w:id="84"/>
+    <w:bookmarkStart w:id="85" w:name="mover-ventanas"/>
     <w:p>
       <w:pPr>
         <w:pStyle w:val="Heading2"/>
@@ -9780,8 +9747,8 @@
         </w:tc>
       </w:tr>
     </w:tbl>
-    <w:bookmarkEnd w:id="83"/>
-    <w:bookmarkStart w:id="84" w:name="redimensionar-ventanas"/>
+    <w:bookmarkEnd w:id="85"/>
+    <w:bookmarkStart w:id="86" w:name="redimensionar-ventanas"/>
     <w:p>
       <w:pPr>
         <w:pStyle w:val="Heading2"/>
@@ -10071,8 +10038,8 @@
         </w:tc>
       </w:tr>
     </w:tbl>
-    <w:bookmarkEnd w:id="84"/>
-    <w:bookmarkStart w:id="85" w:name="cerrar-ventanas"/>
+    <w:bookmarkEnd w:id="86"/>
+    <w:bookmarkStart w:id="87" w:name="cerrar-ventanas"/>
     <w:p>
       <w:pPr>
         <w:pStyle w:val="Heading2"/>
@@ -10203,8 +10170,8 @@
         </w:tc>
       </w:tr>
     </w:tbl>
-    <w:bookmarkEnd w:id="85"/>
-    <w:bookmarkStart w:id="86" w:name="pestañas-tabs"/>
+    <w:bookmarkEnd w:id="87"/>
+    <w:bookmarkStart w:id="88" w:name="pestañas-tabs"/>
     <w:p>
       <w:pPr>
         <w:pStyle w:val="Heading2"/>
@@ -10213,8 +10180,8 @@
         <w:t xml:space="preserve">9.7 Pestañas (Tabs)</w:t>
       </w:r>
     </w:p>
-    <w:bookmarkEnd w:id="86"/>
-    <w:bookmarkStart w:id="87" w:name="gestión-de-pestañas"/>
+    <w:bookmarkEnd w:id="88"/>
+    <w:bookmarkStart w:id="89" w:name="gestión-de-pestañas"/>
     <w:p>
       <w:pPr>
         <w:pStyle w:val="Heading2"/>
@@ -10477,9 +10444,9 @@
         </w:tc>
       </w:tr>
     </w:tbl>
-    <w:bookmarkEnd w:id="87"/>
-    <w:bookmarkEnd w:id="88"/>
-    <w:bookmarkStart w:id="92" w:name="buffers"/>
+    <w:bookmarkEnd w:id="89"/>
+    <w:bookmarkEnd w:id="90"/>
+    <w:bookmarkStart w:id="94" w:name="buffers"/>
     <w:p>
       <w:pPr>
         <w:pStyle w:val="Heading1"/>
@@ -10488,7 +10455,7 @@
         <w:t xml:space="preserve">10. Buffers</w:t>
       </w:r>
     </w:p>
-    <w:bookmarkStart w:id="89" w:name="qué-son-los-buffers"/>
+    <w:bookmarkStart w:id="91" w:name="qué-son-los-buffers"/>
     <w:p>
       <w:pPr>
         <w:pStyle w:val="Heading2"/>
@@ -10505,8 +10472,8 @@
         <w:t xml:space="preserve">Un buffer es un archivo cargado en memoria. Puedes tener múltiples buffers abiertos.</w:t>
       </w:r>
     </w:p>
-    <w:bookmarkEnd w:id="89"/>
-    <w:bookmarkStart w:id="90" w:name="comandos-de-buffer"/>
+    <w:bookmarkEnd w:id="91"/>
+    <w:bookmarkStart w:id="92" w:name="comandos-de-buffer"/>
     <w:p>
       <w:pPr>
         <w:pStyle w:val="Heading2"/>
@@ -10868,8 +10835,8 @@
         </w:tc>
       </w:tr>
     </w:tbl>
-    <w:bookmarkEnd w:id="90"/>
-    <w:bookmarkStart w:id="91" w:name="navegación-rápida"/>
+    <w:bookmarkEnd w:id="92"/>
+    <w:bookmarkStart w:id="93" w:name="navegación-rápida"/>
     <w:p>
       <w:pPr>
         <w:pStyle w:val="Heading2"/>
@@ -10907,9 +10874,9 @@
         <w:t xml:space="preserve">Ctrl+i      " Saltar a posición siguiente</w:t>
       </w:r>
     </w:p>
-    <w:bookmarkEnd w:id="91"/>
-    <w:bookmarkEnd w:id="92"/>
-    <w:bookmarkStart w:id="98" w:name="búsqueda-y-reemplazo"/>
+    <w:bookmarkEnd w:id="93"/>
+    <w:bookmarkEnd w:id="94"/>
+    <w:bookmarkStart w:id="100" w:name="búsqueda-y-reemplazo"/>
     <w:p>
       <w:pPr>
         <w:pStyle w:val="Heading1"/>
@@ -10918,7 +10885,7 @@
         <w:t xml:space="preserve">11. Búsqueda y Reemplazo</w:t>
       </w:r>
     </w:p>
-    <w:bookmarkStart w:id="93" w:name="comando-substitute"/>
+    <w:bookmarkStart w:id="95" w:name="comando-substitute"/>
     <w:p>
       <w:pPr>
         <w:pStyle w:val="Heading2"/>
@@ -10950,8 +10917,8 @@
         <w:t xml:space="preserve">:[rango]s/patrón/reemplazo/[flags]</w:t>
       </w:r>
     </w:p>
-    <w:bookmarkEnd w:id="93"/>
-    <w:bookmarkStart w:id="94" w:name="rangos"/>
+    <w:bookmarkEnd w:id="95"/>
+    <w:bookmarkStart w:id="96" w:name="rangos"/>
     <w:p>
       <w:pPr>
         <w:pStyle w:val="Heading2"/>
@@ -11187,8 +11154,8 @@
         </w:tc>
       </w:tr>
     </w:tbl>
-    <w:bookmarkEnd w:id="94"/>
-    <w:bookmarkStart w:id="95" w:name="flags"/>
+    <w:bookmarkEnd w:id="96"/>
+    <w:bookmarkStart w:id="97" w:name="flags"/>
     <w:p>
       <w:pPr>
         <w:pStyle w:val="Heading2"/>
@@ -11370,8 +11337,8 @@
         </w:tc>
       </w:tr>
     </w:tbl>
-    <w:bookmarkEnd w:id="95"/>
-    <w:bookmarkStart w:id="96" w:name="ejemplos-prácticos"/>
+    <w:bookmarkEnd w:id="97"/>
+    <w:bookmarkStart w:id="98" w:name="ejemplos-prácticos"/>
     <w:p>
       <w:pPr>
         <w:pStyle w:val="Heading2"/>
@@ -11652,8 +11619,8 @@
         <w:t xml:space="preserve">:g/ERROR/m$</w:t>
       </w:r>
     </w:p>
-    <w:bookmarkEnd w:id="96"/>
-    <w:bookmarkStart w:id="97" w:name="caracteres-especiales-en-reemplazo"/>
+    <w:bookmarkEnd w:id="98"/>
+    <w:bookmarkStart w:id="99" w:name="caracteres-especiales-en-reemplazo"/>
     <w:p>
       <w:pPr>
         <w:pStyle w:val="Heading2"/>
@@ -12023,9 +11990,9 @@
         <w:t xml:space="preserve">:%s/\(.*\), \(.*\)/\2 \1/g</w:t>
       </w:r>
     </w:p>
-    <w:bookmarkEnd w:id="97"/>
-    <w:bookmarkEnd w:id="98"/>
-    <w:bookmarkStart w:id="103" w:name="plegado-folding"/>
+    <w:bookmarkEnd w:id="99"/>
+    <w:bookmarkEnd w:id="100"/>
+    <w:bookmarkStart w:id="105" w:name="plegado-folding"/>
     <w:p>
       <w:pPr>
         <w:pStyle w:val="Heading1"/>
@@ -12034,7 +12001,7 @@
         <w:t xml:space="preserve">12. Plegado (Folding)</w:t>
       </w:r>
     </w:p>
-    <w:bookmarkStart w:id="99" w:name="qué-es-folding"/>
+    <w:bookmarkStart w:id="101" w:name="qué-es-folding"/>
     <w:p>
       <w:pPr>
         <w:pStyle w:val="Heading2"/>
@@ -12051,8 +12018,8 @@
         <w:t xml:space="preserve">Folding permite ocultar secciones de texto para enfocarse en otras partes.</w:t>
       </w:r>
     </w:p>
-    <w:bookmarkEnd w:id="99"/>
-    <w:bookmarkStart w:id="100" w:name="métodos-de-plegado"/>
+    <w:bookmarkEnd w:id="101"/>
+    <w:bookmarkStart w:id="102" w:name="métodos-de-plegado"/>
     <w:p>
       <w:pPr>
         <w:pStyle w:val="Heading2"/>
@@ -12108,8 +12075,8 @@
         <w:t xml:space="preserve">:set foldmethod=expr      " Por expresión</w:t>
       </w:r>
     </w:p>
-    <w:bookmarkEnd w:id="100"/>
-    <w:bookmarkStart w:id="101" w:name="comandos-de-plegado"/>
+    <w:bookmarkEnd w:id="102"/>
+    <w:bookmarkStart w:id="103" w:name="comandos-de-plegado"/>
     <w:p>
       <w:pPr>
         <w:pStyle w:val="Heading2"/>
@@ -12561,8 +12528,8 @@
         </w:tc>
       </w:tr>
     </w:tbl>
-    <w:bookmarkEnd w:id="101"/>
-    <w:bookmarkStart w:id="102" w:name="nivel-de-plegado"/>
+    <w:bookmarkEnd w:id="103"/>
+    <w:bookmarkStart w:id="104" w:name="nivel-de-plegado"/>
     <w:p>
       <w:pPr>
         <w:pStyle w:val="Heading2"/>
@@ -12609,9 +12576,9 @@
         <w:t xml:space="preserve">zr                   " Disminuir foldlevel (abrir más)</w:t>
       </w:r>
     </w:p>
-    <w:bookmarkEnd w:id="102"/>
-    <w:bookmarkEnd w:id="103"/>
-    <w:bookmarkStart w:id="110" w:name="marcas-y-saltos"/>
+    <w:bookmarkEnd w:id="104"/>
+    <w:bookmarkEnd w:id="105"/>
+    <w:bookmarkStart w:id="112" w:name="marcas-y-saltos"/>
     <w:p>
       <w:pPr>
         <w:pStyle w:val="Heading1"/>
@@ -12620,7 +12587,7 @@
         <w:t xml:space="preserve">13. Marcas y Saltos</w:t>
       </w:r>
     </w:p>
-    <w:bookmarkStart w:id="104" w:name="marcas-marks"/>
+    <w:bookmarkStart w:id="106" w:name="marcas-marks"/>
     <w:p>
       <w:pPr>
         <w:pStyle w:val="Heading2"/>
@@ -12637,8 +12604,8 @@
         <w:t xml:space="preserve">Guardar posiciones en el archivo.</w:t>
       </w:r>
     </w:p>
-    <w:bookmarkEnd w:id="104"/>
-    <w:bookmarkStart w:id="105" w:name="establecer-marcas"/>
+    <w:bookmarkEnd w:id="106"/>
+    <w:bookmarkStart w:id="107" w:name="establecer-marcas"/>
     <w:p>
       <w:pPr>
         <w:pStyle w:val="Heading2"/>
@@ -12667,8 +12634,8 @@
         <w:t xml:space="preserve">m{A-Z}      " Marca global (entre archivos)</w:t>
       </w:r>
     </w:p>
-    <w:bookmarkEnd w:id="105"/>
-    <w:bookmarkStart w:id="106" w:name="ir-a-marcas"/>
+    <w:bookmarkEnd w:id="107"/>
+    <w:bookmarkStart w:id="108" w:name="ir-a-marcas"/>
     <w:p>
       <w:pPr>
         <w:pStyle w:val="Heading2"/>
@@ -12904,8 +12871,8 @@
         </w:tc>
       </w:tr>
     </w:tbl>
-    <w:bookmarkEnd w:id="106"/>
-    <w:bookmarkStart w:id="107" w:name="ver-marcas"/>
+    <w:bookmarkEnd w:id="108"/>
+    <w:bookmarkStart w:id="109" w:name="ver-marcas"/>
     <w:p>
       <w:pPr>
         <w:pStyle w:val="Heading2"/>
@@ -12934,8 +12901,8 @@
         <w:t xml:space="preserve">:marks abc      " Ver marcas específicas</w:t>
       </w:r>
     </w:p>
-    <w:bookmarkEnd w:id="107"/>
-    <w:bookmarkStart w:id="108" w:name="lista-de-saltos-jump-list"/>
+    <w:bookmarkEnd w:id="109"/>
+    <w:bookmarkStart w:id="110" w:name="lista-de-saltos-jump-list"/>
     <w:p>
       <w:pPr>
         <w:pStyle w:val="Heading2"/>
@@ -13086,8 +13053,8 @@
         </w:tc>
       </w:tr>
     </w:tbl>
-    <w:bookmarkEnd w:id="108"/>
-    <w:bookmarkStart w:id="109" w:name="lista-de-cambios-change-list"/>
+    <w:bookmarkEnd w:id="110"/>
+    <w:bookmarkStart w:id="111" w:name="lista-de-cambios-change-list"/>
     <w:p>
       <w:pPr>
         <w:pStyle w:val="Heading2"/>
@@ -13215,9 +13182,9 @@
         </w:tc>
       </w:tr>
     </w:tbl>
-    <w:bookmarkEnd w:id="109"/>
-    <w:bookmarkEnd w:id="110"/>
-    <w:bookmarkStart w:id="114" w:name="comandos-ex"/>
+    <w:bookmarkEnd w:id="111"/>
+    <w:bookmarkEnd w:id="112"/>
+    <w:bookmarkStart w:id="116" w:name="comandos-ex"/>
     <w:p>
       <w:pPr>
         <w:pStyle w:val="Heading1"/>
@@ -13226,7 +13193,7 @@
         <w:t xml:space="preserve">14. Comandos Ex</w:t>
       </w:r>
     </w:p>
-    <w:bookmarkStart w:id="111" w:name="comandos-de-archivo"/>
+    <w:bookmarkStart w:id="113" w:name="comandos-de-archivo"/>
     <w:p>
       <w:pPr>
         <w:pStyle w:val="Heading2"/>
@@ -13345,8 +13312,8 @@
         <w:t xml:space="preserve">:saveas archivo " Guardar como (cambiar nombre)</w:t>
       </w:r>
     </w:p>
-    <w:bookmarkEnd w:id="111"/>
-    <w:bookmarkStart w:id="112" w:name="comandos-de-shell"/>
+    <w:bookmarkEnd w:id="113"/>
+    <w:bookmarkStart w:id="114" w:name="comandos-de-shell"/>
     <w:p>
       <w:pPr>
         <w:pStyle w:val="Heading2"/>
@@ -13443,8 +13410,8 @@
         <w:t xml:space="preserve">:%!python -m json.tool  " Formatear JSON</w:t>
       </w:r>
     </w:p>
-    <w:bookmarkEnd w:id="112"/>
-    <w:bookmarkStart w:id="113" w:name="comandos-de-ayuda"/>
+    <w:bookmarkEnd w:id="114"/>
+    <w:bookmarkStart w:id="115" w:name="comandos-de-ayuda"/>
     <w:p>
       <w:pPr>
         <w:pStyle w:val="Heading2"/>
@@ -13509,9 +13476,9 @@
         <w:t xml:space="preserve">Ctrl+t           " Volver (en ayuda)</w:t>
       </w:r>
     </w:p>
-    <w:bookmarkEnd w:id="113"/>
-    <w:bookmarkEnd w:id="114"/>
-    <w:bookmarkStart w:id="118" w:name="configuración-.vimrcinit.vim"/>
+    <w:bookmarkEnd w:id="115"/>
+    <w:bookmarkEnd w:id="116"/>
+    <w:bookmarkStart w:id="120" w:name="configuración-.vimrcinit.vim"/>
     <w:p>
       <w:pPr>
         <w:pStyle w:val="Heading1"/>
@@ -13520,7 +13487,7 @@
         <w:t xml:space="preserve">15. Configuración (.vimrc/init.vim)</w:t>
       </w:r>
     </w:p>
-    <w:bookmarkStart w:id="115" w:name="ubicaciones"/>
+    <w:bookmarkStart w:id="117" w:name="ubicaciones"/>
     <w:p>
       <w:pPr>
         <w:pStyle w:val="Heading2"/>
@@ -13652,8 +13619,8 @@
         <w:t xml:space="preserve">~/AppData/Local/nvim/init.vim</w:t>
       </w:r>
     </w:p>
-    <w:bookmarkEnd w:id="115"/>
-    <w:bookmarkStart w:id="116" w:name="configuración-básica"/>
+    <w:bookmarkEnd w:id="117"/>
+    <w:bookmarkStart w:id="118" w:name="configuración-básica"/>
     <w:p>
       <w:pPr>
         <w:pStyle w:val="Heading2"/>
@@ -14939,8 +14906,8 @@
         <w:t xml:space="preserve">nnoremap &lt;leader&gt;n :call NumberToggle()&lt;CR&gt;</w:t>
       </w:r>
     </w:p>
-    <w:bookmarkEnd w:id="116"/>
-    <w:bookmarkStart w:id="117" w:name="opciones-útiles"/>
+    <w:bookmarkEnd w:id="118"/>
+    <w:bookmarkStart w:id="119" w:name="opciones-útiles"/>
     <w:p>
       <w:pPr>
         <w:pStyle w:val="Heading2"/>
@@ -15092,9 +15059,9 @@
         <w:t xml:space="preserve">set diffopt+=vertical  " Diff vertical</w:t>
       </w:r>
     </w:p>
-    <w:bookmarkEnd w:id="117"/>
-    <w:bookmarkEnd w:id="118"/>
-    <w:bookmarkStart w:id="128" w:name="plugins"/>
+    <w:bookmarkEnd w:id="119"/>
+    <w:bookmarkEnd w:id="120"/>
+    <w:bookmarkStart w:id="130" w:name="plugins"/>
     <w:p>
       <w:pPr>
         <w:pStyle w:val="Heading1"/>
@@ -15103,7 +15070,7 @@
         <w:t xml:space="preserve">16. Plugins</w:t>
       </w:r>
     </w:p>
-    <w:bookmarkStart w:id="119" w:name="gestores-de-plugins"/>
+    <w:bookmarkStart w:id="121" w:name="gestores-de-plugins"/>
     <w:p>
       <w:pPr>
         <w:pStyle w:val="Heading2"/>
@@ -15112,8 +15079,8 @@
         <w:t xml:space="preserve">16.1 Gestores de Plugins</w:t>
       </w:r>
     </w:p>
-    <w:bookmarkEnd w:id="119"/>
-    <w:bookmarkStart w:id="120" w:name="vim-plug-recomendado"/>
+    <w:bookmarkEnd w:id="121"/>
+    <w:bookmarkStart w:id="122" w:name="vim-plug-recomendado"/>
     <w:p>
       <w:pPr>
         <w:pStyle w:val="Heading2"/>
@@ -15377,8 +15344,8 @@
         <w:t xml:space="preserve">:PlugStatus     " Ver estado</w:t>
       </w:r>
     </w:p>
-    <w:bookmarkEnd w:id="120"/>
-    <w:bookmarkStart w:id="121" w:name="packer-neovim-lua"/>
+    <w:bookmarkEnd w:id="122"/>
+    <w:bookmarkStart w:id="123" w:name="packer-neovim-lua"/>
     <w:p>
       <w:pPr>
         <w:pStyle w:val="Heading2"/>
@@ -15533,8 +15500,8 @@
         <w:t xml:space="preserve">)</w:t>
       </w:r>
     </w:p>
-    <w:bookmarkEnd w:id="121"/>
-    <w:bookmarkStart w:id="122" w:name="plugins-esenciales"/>
+    <w:bookmarkEnd w:id="123"/>
+    <w:bookmarkStart w:id="124" w:name="plugins-esenciales"/>
     <w:p>
       <w:pPr>
         <w:pStyle w:val="Heading2"/>
@@ -15543,8 +15510,8 @@
         <w:t xml:space="preserve">16.4 Plugins Esenciales</w:t>
       </w:r>
     </w:p>
-    <w:bookmarkEnd w:id="122"/>
-    <w:bookmarkStart w:id="123" w:name="navegación-de-archivos"/>
+    <w:bookmarkEnd w:id="124"/>
+    <w:bookmarkStart w:id="125" w:name="navegación-de-archivos"/>
     <w:p>
       <w:pPr>
         <w:pStyle w:val="Heading2"/>
@@ -15668,8 +15635,8 @@
         <w:t xml:space="preserve">nnoremap &lt;leader&gt;g :Rg&lt;CR&gt;</w:t>
       </w:r>
     </w:p>
-    <w:bookmarkEnd w:id="123"/>
-    <w:bookmarkStart w:id="124" w:name="edición"/>
+    <w:bookmarkEnd w:id="125"/>
+    <w:bookmarkStart w:id="126" w:name="edición"/>
     <w:p>
       <w:pPr>
         <w:pStyle w:val="Heading2"/>
@@ -15843,8 +15810,8 @@
         <w:t xml:space="preserve">" Permite usar . con plugins</w:t>
       </w:r>
     </w:p>
-    <w:bookmarkEnd w:id="124"/>
-    <w:bookmarkStart w:id="125" w:name="git"/>
+    <w:bookmarkEnd w:id="126"/>
+    <w:bookmarkStart w:id="127" w:name="git"/>
     <w:p>
       <w:pPr>
         <w:pStyle w:val="Heading2"/>
@@ -15956,8 +15923,8 @@
         <w:t xml:space="preserve">Plug 'lewis6991/gitsigns.nvim'</w:t>
       </w:r>
     </w:p>
-    <w:bookmarkEnd w:id="125"/>
-    <w:bookmarkStart w:id="126" w:name="temas"/>
+    <w:bookmarkEnd w:id="127"/>
+    <w:bookmarkStart w:id="128" w:name="temas"/>
     <w:p>
       <w:pPr>
         <w:pStyle w:val="Heading2"/>
@@ -16025,8 +15992,8 @@
         <w:t xml:space="preserve">colorscheme gruvbox</w:t>
       </w:r>
     </w:p>
-    <w:bookmarkEnd w:id="126"/>
-    <w:bookmarkStart w:id="127" w:name="statusline"/>
+    <w:bookmarkEnd w:id="128"/>
+    <w:bookmarkStart w:id="129" w:name="statusline"/>
     <w:p>
       <w:pPr>
         <w:pStyle w:val="Heading2"/>
@@ -16210,9 +16177,9 @@
         <w:t xml:space="preserve">}</w:t>
       </w:r>
     </w:p>
-    <w:bookmarkEnd w:id="127"/>
-    <w:bookmarkEnd w:id="128"/>
-    <w:bookmarkStart w:id="133" w:name="neovim---características-especiales"/>
+    <w:bookmarkEnd w:id="129"/>
+    <w:bookmarkEnd w:id="130"/>
+    <w:bookmarkStart w:id="135" w:name="neovim---características-especiales"/>
     <w:p>
       <w:pPr>
         <w:pStyle w:val="Heading1"/>
@@ -16221,7 +16188,7 @@
         <w:t xml:space="preserve">17. Neovim - Características Especiales</w:t>
       </w:r>
     </w:p>
-    <w:bookmarkStart w:id="129" w:name="diferencias-con-vim"/>
+    <w:bookmarkStart w:id="131" w:name="diferencias-con-vim"/>
     <w:p>
       <w:pPr>
         <w:pStyle w:val="Heading2"/>
@@ -16362,8 +16329,8 @@
         <w:t xml:space="preserve">API moderna</w:t>
       </w:r>
     </w:p>
-    <w:bookmarkEnd w:id="129"/>
-    <w:bookmarkStart w:id="130" w:name="configuración-en-lua"/>
+    <w:bookmarkEnd w:id="131"/>
+    <w:bookmarkStart w:id="132" w:name="configuración-en-lua"/>
     <w:p>
       <w:pPr>
         <w:pStyle w:val="Heading2"/>
@@ -19041,8 +19008,8 @@
         <w:t xml:space="preserve">})</w:t>
       </w:r>
     </w:p>
-    <w:bookmarkEnd w:id="130"/>
-    <w:bookmarkStart w:id="131" w:name="tree-sitter"/>
+    <w:bookmarkEnd w:id="132"/>
+    <w:bookmarkStart w:id="133" w:name="tree-sitter"/>
     <w:p>
       <w:pPr>
         <w:pStyle w:val="Heading2"/>
@@ -19406,8 +19373,8 @@
         <w:t xml:space="preserve">}</w:t>
       </w:r>
     </w:p>
-    <w:bookmarkEnd w:id="131"/>
-    <w:bookmarkStart w:id="132" w:name="telescope-fuzzy-finder"/>
+    <w:bookmarkEnd w:id="133"/>
+    <w:bookmarkStart w:id="134" w:name="telescope-fuzzy-finder"/>
     <w:p>
       <w:pPr>
         <w:pStyle w:val="Heading2"/>
@@ -19799,9 +19766,9 @@
         <w:t xml:space="preserve">)</w:t>
       </w:r>
     </w:p>
-    <w:bookmarkEnd w:id="132"/>
-    <w:bookmarkEnd w:id="133"/>
-    <w:bookmarkStart w:id="137" w:name="lsp-y-autocompletado"/>
+    <w:bookmarkEnd w:id="134"/>
+    <w:bookmarkEnd w:id="135"/>
+    <w:bookmarkStart w:id="139" w:name="lsp-y-autocompletado"/>
     <w:p>
       <w:pPr>
         <w:pStyle w:val="Heading1"/>
@@ -19810,7 +19777,7 @@
         <w:t xml:space="preserve">18. LSP y Autocompletado</w:t>
       </w:r>
     </w:p>
-    <w:bookmarkStart w:id="134" w:name="lsp-en-neovim"/>
+    <w:bookmarkStart w:id="136" w:name="lsp-en-neovim"/>
     <w:p>
       <w:pPr>
         <w:pStyle w:val="Heading2"/>
@@ -20310,8 +20277,8 @@
         <w:t xml:space="preserve">}</w:t>
       </w:r>
     </w:p>
-    <w:bookmarkEnd w:id="134"/>
-    <w:bookmarkStart w:id="135" w:name="mapeos-lsp"/>
+    <w:bookmarkEnd w:id="136"/>
+    <w:bookmarkStart w:id="137" w:name="mapeos-lsp"/>
     <w:p>
       <w:pPr>
         <w:pStyle w:val="Heading2"/>
@@ -21570,8 +21537,8 @@
         <w:t xml:space="preserve">)</w:t>
       </w:r>
     </w:p>
-    <w:bookmarkEnd w:id="135"/>
-    <w:bookmarkStart w:id="136" w:name="nvim-cmp-autocompletado"/>
+    <w:bookmarkEnd w:id="137"/>
+    <w:bookmarkStart w:id="138" w:name="nvim-cmp-autocompletado"/>
     <w:p>
       <w:pPr>
         <w:pStyle w:val="Heading2"/>
@@ -22887,9 +22854,9 @@
         <w:t xml:space="preserve">})</w:t>
       </w:r>
     </w:p>
-    <w:bookmarkEnd w:id="136"/>
-    <w:bookmarkEnd w:id="137"/>
-    <w:bookmarkStart w:id="140" w:name="vimscript-y-lua"/>
+    <w:bookmarkEnd w:id="138"/>
+    <w:bookmarkEnd w:id="139"/>
+    <w:bookmarkStart w:id="142" w:name="vimscript-y-lua"/>
     <w:p>
       <w:pPr>
         <w:pStyle w:val="Heading1"/>
@@ -22898,7 +22865,7 @@
         <w:t xml:space="preserve">19. Vimscript y Lua</w:t>
       </w:r>
     </w:p>
-    <w:bookmarkStart w:id="138" w:name="vimscript-básico"/>
+    <w:bookmarkStart w:id="140" w:name="vimscript-básico"/>
     <w:p>
       <w:pPr>
         <w:pStyle w:val="Heading2"/>
@@ -23176,8 +23143,8 @@
         <w:t xml:space="preserve">call MiFuncion(1, 2)</w:t>
       </w:r>
     </w:p>
-    <w:bookmarkEnd w:id="138"/>
-    <w:bookmarkStart w:id="139" w:name="lua-básico"/>
+    <w:bookmarkEnd w:id="140"/>
+    <w:bookmarkStart w:id="141" w:name="lua-básico"/>
     <w:p>
       <w:pPr>
         <w:pStyle w:val="Heading2"/>
@@ -23830,9 +23797,9 @@
         <w:t xml:space="preserve">end</w:t>
       </w:r>
     </w:p>
-    <w:bookmarkEnd w:id="139"/>
-    <w:bookmarkEnd w:id="140"/>
-    <w:bookmarkStart w:id="151" w:name="trucos-avanzados"/>
+    <w:bookmarkEnd w:id="141"/>
+    <w:bookmarkEnd w:id="142"/>
+    <w:bookmarkStart w:id="153" w:name="trucos-avanzados"/>
     <w:p>
       <w:pPr>
         <w:pStyle w:val="Heading1"/>
@@ -23841,7 +23808,7 @@
         <w:t xml:space="preserve">20. Trucos Avanzados</w:t>
       </w:r>
     </w:p>
-    <w:bookmarkStart w:id="141" w:name="edición-de-múltiples-archivos"/>
+    <w:bookmarkStart w:id="143" w:name="edición-de-múltiples-archivos"/>
     <w:p>
       <w:pPr>
         <w:pStyle w:val="Heading2"/>
@@ -23955,8 +23922,8 @@
         <w:t xml:space="preserve">:cp                         " Anterior</w:t>
       </w:r>
     </w:p>
-    <w:bookmarkEnd w:id="141"/>
-    <w:bookmarkStart w:id="142" w:name="edición-avanzada-con-expresiones"/>
+    <w:bookmarkEnd w:id="143"/>
+    <w:bookmarkStart w:id="144" w:name="edición-avanzada-con-expresiones"/>
     <w:p>
       <w:pPr>
         <w:pStyle w:val="Heading2"/>
@@ -24050,8 +24017,8 @@
         <w:t xml:space="preserve">Ctrl+r =2+2&lt;CR&gt;  " Inserta resultado (4)</w:t>
       </w:r>
     </w:p>
-    <w:bookmarkEnd w:id="142"/>
-    <w:bookmarkStart w:id="143" w:name="cambiar-en-múltiples-líneas"/>
+    <w:bookmarkEnd w:id="144"/>
+    <w:bookmarkStart w:id="145" w:name="cambiar-en-múltiples-líneas"/>
     <w:p>
       <w:pPr>
         <w:pStyle w:val="Heading2"/>
@@ -24119,8 +24086,8 @@
         <w:t xml:space="preserve">5. Esc (se aplica a todas)</w:t>
       </w:r>
     </w:p>
-    <w:bookmarkEnd w:id="143"/>
-    <w:bookmarkStart w:id="144" w:name="formatear-código"/>
+    <w:bookmarkEnd w:id="145"/>
+    <w:bookmarkStart w:id="146" w:name="formatear-código"/>
     <w:p>
       <w:pPr>
         <w:pStyle w:val="Heading2"/>
@@ -24202,8 +24169,8 @@
         <w:t xml:space="preserve">:% !prettier --parser babel  " JavaScript</w:t>
       </w:r>
     </w:p>
-    <w:bookmarkEnd w:id="144"/>
-    <w:bookmarkStart w:id="145" w:name="diff-files"/>
+    <w:bookmarkEnd w:id="146"/>
+    <w:bookmarkStart w:id="147" w:name="diff-files"/>
     <w:p>
       <w:pPr>
         <w:pStyle w:val="Heading2"/>
@@ -24277,8 +24244,8 @@
         <w:t xml:space="preserve">dp              " Diff put (poner cambio)</w:t>
       </w:r>
     </w:p>
-    <w:bookmarkEnd w:id="145"/>
-    <w:bookmarkStart w:id="146" w:name="sesiones"/>
+    <w:bookmarkEnd w:id="147"/>
+    <w:bookmarkStart w:id="148" w:name="sesiones"/>
     <w:p>
       <w:pPr>
         <w:pStyle w:val="Heading2"/>
@@ -24351,8 +24318,8 @@
         <w:t xml:space="preserve">vim -S ~/sesion.vim</w:t>
       </w:r>
     </w:p>
-    <w:bookmarkEnd w:id="146"/>
-    <w:bookmarkStart w:id="147" w:name="spell-checking"/>
+    <w:bookmarkEnd w:id="148"/>
+    <w:bookmarkStart w:id="149" w:name="spell-checking"/>
     <w:p>
       <w:pPr>
         <w:pStyle w:val="Heading2"/>
@@ -24429,8 +24396,8 @@
         <w:t xml:space="preserve">zw      " Marcar palabra como mal escrita</w:t>
       </w:r>
     </w:p>
-    <w:bookmarkEnd w:id="147"/>
-    <w:bookmarkStart w:id="148" w:name="abrir-url"/>
+    <w:bookmarkEnd w:id="149"/>
+    <w:bookmarkStart w:id="150" w:name="abrir-url"/>
     <w:p>
       <w:pPr>
         <w:pStyle w:val="Heading2"/>
@@ -24450,8 +24417,8 @@
         <w:t xml:space="preserve">gx      " Abrir URL bajo cursor en navegador</w:t>
       </w:r>
     </w:p>
-    <w:bookmarkEnd w:id="148"/>
-    <w:bookmarkStart w:id="149" w:name="ejecutar-línea-como-comando"/>
+    <w:bookmarkEnd w:id="150"/>
+    <w:bookmarkStart w:id="151" w:name="ejecutar-línea-como-comando"/>
     <w:p>
       <w:pPr>
         <w:pStyle w:val="Heading2"/>
@@ -24471,8 +24438,8 @@
         <w:t xml:space="preserve">:.!sh   " Ejecutar línea actual como comando shell</w:t>
       </w:r>
     </w:p>
-    <w:bookmarkEnd w:id="149"/>
-    <w:bookmarkStart w:id="150" w:name="formateo-de-tabla"/>
+    <w:bookmarkEnd w:id="151"/>
+    <w:bookmarkStart w:id="152" w:name="formateo-de-tabla"/>
     <w:p>
       <w:pPr>
         <w:pStyle w:val="Heading2"/>
@@ -24501,9 +24468,9 @@
         <w:t xml:space="preserve">:!column -t     " Alinear columnas</w:t>
       </w:r>
     </w:p>
-    <w:bookmarkEnd w:id="150"/>
-    <w:bookmarkEnd w:id="151"/>
-    <w:bookmarkStart w:id="159" w:name="solución-de-problemas"/>
+    <w:bookmarkEnd w:id="152"/>
+    <w:bookmarkEnd w:id="153"/>
+    <w:bookmarkStart w:id="161" w:name="solución-de-problemas"/>
     <w:p>
       <w:pPr>
         <w:pStyle w:val="Heading1"/>
@@ -24512,7 +24479,7 @@
         <w:t xml:space="preserve">21. Solución de Problemas</w:t>
       </w:r>
     </w:p>
-    <w:bookmarkStart w:id="152" w:name="problemas-comunes"/>
+    <w:bookmarkStart w:id="154" w:name="problemas-comunes"/>
     <w:p>
       <w:pPr>
         <w:pStyle w:val="Heading2"/>
@@ -24521,8 +24488,8 @@
         <w:t xml:space="preserve">21.1 Problemas Comunes</w:t>
       </w:r>
     </w:p>
-    <w:bookmarkEnd w:id="152"/>
-    <w:bookmarkStart w:id="153" w:name="vimneovim-lento"/>
+    <w:bookmarkEnd w:id="154"/>
+    <w:bookmarkStart w:id="155" w:name="vimneovim-lento"/>
     <w:p>
       <w:pPr>
         <w:pStyle w:val="Heading2"/>
@@ -24626,8 +24593,8 @@
         <w:t xml:space="preserve">set updatetime=300</w:t>
       </w:r>
     </w:p>
-    <w:bookmarkEnd w:id="153"/>
-    <w:bookmarkStart w:id="154" w:name="clipboard-no-funciona"/>
+    <w:bookmarkEnd w:id="155"/>
+    <w:bookmarkStart w:id="156" w:name="clipboard-no-funciona"/>
     <w:p>
       <w:pPr>
         <w:pStyle w:val="Heading2"/>
@@ -24712,8 +24679,8 @@
         <w:t xml:space="preserve"> apt install xclip</w:t>
       </w:r>
     </w:p>
-    <w:bookmarkEnd w:id="154"/>
-    <w:bookmarkStart w:id="155" w:name="colores-incorrectos"/>
+    <w:bookmarkEnd w:id="156"/>
+    <w:bookmarkStart w:id="157" w:name="colores-incorrectos"/>
     <w:p>
       <w:pPr>
         <w:pStyle w:val="Heading2"/>
@@ -24763,8 +24730,8 @@
         <w:t xml:space="preserve">echo $TERM  " Debe ser xterm-256color o similar</w:t>
       </w:r>
     </w:p>
-    <w:bookmarkEnd w:id="155"/>
-    <w:bookmarkStart w:id="156" w:name="lsp-no-funciona-neovim"/>
+    <w:bookmarkEnd w:id="157"/>
+    <w:bookmarkStart w:id="158" w:name="lsp-no-funciona-neovim"/>
     <w:p>
       <w:pPr>
         <w:pStyle w:val="Heading2"/>
@@ -24826,8 +24793,8 @@
         <w:t xml:space="preserve">:LspInstall pyright</w:t>
       </w:r>
     </w:p>
-    <w:bookmarkEnd w:id="156"/>
-    <w:bookmarkStart w:id="157" w:name="plugins-no-se-instalan"/>
+    <w:bookmarkEnd w:id="158"/>
+    <w:bookmarkStart w:id="159" w:name="plugins-no-se-instalan"/>
     <w:p>
       <w:pPr>
         <w:pStyle w:val="Heading2"/>
@@ -24886,8 +24853,8 @@
         <w:t xml:space="preserve">:messages</w:t>
       </w:r>
     </w:p>
-    <w:bookmarkEnd w:id="157"/>
-    <w:bookmarkStart w:id="158" w:name="debugging"/>
+    <w:bookmarkEnd w:id="159"/>
+    <w:bookmarkStart w:id="160" w:name="debugging"/>
     <w:p>
       <w:pPr>
         <w:pStyle w:val="Heading2"/>
@@ -25001,9 +24968,9 @@
         <w:t xml:space="preserve">:imap               " Mapeos en modo Insert</w:t>
       </w:r>
     </w:p>
-    <w:bookmarkEnd w:id="158"/>
-    <w:bookmarkEnd w:id="159"/>
-    <w:bookmarkStart w:id="162" w:name="referencia-rápida"/>
+    <w:bookmarkEnd w:id="160"/>
+    <w:bookmarkEnd w:id="161"/>
+    <w:bookmarkStart w:id="164" w:name="referencia-rápida"/>
     <w:p>
       <w:pPr>
         <w:pStyle w:val="Heading1"/>
@@ -25012,7 +24979,7 @@
         <w:t xml:space="preserve">22. Referencia Rápida</w:t>
       </w:r>
     </w:p>
-    <w:bookmarkStart w:id="160" w:name="atajos-esenciales"/>
+    <w:bookmarkStart w:id="162" w:name="atajos-esenciales"/>
     <w:p>
       <w:pPr>
         <w:pStyle w:val="Heading2"/>
@@ -25339,8 +25306,8 @@
         <w:t xml:space="preserve">Ctrl+w =    Igualar tamaños</w:t>
       </w:r>
     </w:p>
-    <w:bookmarkEnd w:id="160"/>
-    <w:bookmarkStart w:id="161" w:name="comandos-por-modo"/>
+    <w:bookmarkEnd w:id="162"/>
+    <w:bookmarkStart w:id="163" w:name="comandos-por-modo"/>
     <w:p>
       <w:pPr>
         <w:pStyle w:val="Heading2"/>
@@ -26147,9 +26114,9 @@
         <w:t xml:space="preserve">:'&lt;,'&gt;</w:t>
       </w:r>
     </w:p>
-    <w:bookmarkEnd w:id="161"/>
-    <w:bookmarkEnd w:id="162"/>
-    <w:bookmarkStart w:id="166" w:name="conclusión"/>
+    <w:bookmarkEnd w:id="163"/>
+    <w:bookmarkEnd w:id="164"/>
+    <w:bookmarkStart w:id="168" w:name="conclusión"/>
     <w:p>
       <w:pPr>
         <w:pStyle w:val="Heading1"/>
@@ -26158,7 +26125,7 @@
         <w:t xml:space="preserve">23. Conclusión</w:t>
       </w:r>
     </w:p>
-    <w:bookmarkStart w:id="163" w:name="el-viaje-de-aprendizaje"/>
+    <w:bookmarkStart w:id="165" w:name="el-viaje-de-aprendizaje"/>
     <w:p>
       <w:pPr>
         <w:pStyle w:val="Heading2"/>
@@ -26467,8 +26434,8 @@
         <w:t xml:space="preserve">Workflow completamente personalizado</w:t>
       </w:r>
     </w:p>
-    <w:bookmarkEnd w:id="163"/>
-    <w:bookmarkStart w:id="164" w:name="recursos"/>
+    <w:bookmarkEnd w:id="165"/>
+    <w:bookmarkStart w:id="166" w:name="recursos"/>
     <w:p>
       <w:pPr>
         <w:pStyle w:val="Heading2"/>
@@ -26651,8 +26618,8 @@
         <w:t xml:space="preserve">GitHub Discussions</w:t>
       </w:r>
     </w:p>
-    <w:bookmarkEnd w:id="164"/>
-    <w:bookmarkStart w:id="165" w:name="tips-finales"/>
+    <w:bookmarkEnd w:id="166"/>
+    <w:bookmarkStart w:id="167" w:name="tips-finales"/>
     <w:p>
       <w:pPr>
         <w:pStyle w:val="Heading2"/>
@@ -26809,9 +26776,9 @@
         <w:t xml:space="preserve">: La curva de aprendizaje vale la pena</w:t>
       </w:r>
     </w:p>
-    <w:bookmarkEnd w:id="165"/>
-    <w:bookmarkEnd w:id="166"/>
-    <w:bookmarkStart w:id="201" w:name="publicaciones-similares"/>
+    <w:bookmarkEnd w:id="167"/>
+    <w:bookmarkEnd w:id="168"/>
+    <w:bookmarkStart w:id="211" w:name="publicaciones-similares"/>
     <w:p>
       <w:pPr>
         <w:pStyle w:val="Heading1"/>
@@ -26836,11 +26803,11 @@
           <w:numId w:val="1038"/>
         </w:numPr>
       </w:pPr>
-      <w:hyperlink r:id="rId167"/>
-      <w:r>
-        <w:t xml:space="preserve"> </w:t>
-      </w:r>
-      <w:hyperlink r:id="rId168">
+      <w:hyperlink r:id="rId169"/>
+      <w:r>
+        <w:t xml:space="preserve"> </w:t>
+      </w:r>
+      <w:hyperlink r:id="rId170">
         <w:r>
           <w:rPr>
             <w:rStyle w:val="Hyperlink"/>
@@ -26857,11 +26824,11 @@
           <w:numId w:val="1038"/>
         </w:numPr>
       </w:pPr>
-      <w:hyperlink r:id="rId169"/>
-      <w:r>
-        <w:t xml:space="preserve"> </w:t>
-      </w:r>
-      <w:hyperlink r:id="rId170">
+      <w:hyperlink r:id="rId171"/>
+      <w:r>
+        <w:t xml:space="preserve"> </w:t>
+      </w:r>
+      <w:hyperlink r:id="rId172">
         <w:r>
           <w:rPr>
             <w:rStyle w:val="Hyperlink"/>
@@ -26878,11 +26845,11 @@
           <w:numId w:val="1038"/>
         </w:numPr>
       </w:pPr>
-      <w:hyperlink r:id="rId171"/>
-      <w:r>
-        <w:t xml:space="preserve"> </w:t>
-      </w:r>
-      <w:hyperlink r:id="rId172">
+      <w:hyperlink r:id="rId173"/>
+      <w:r>
+        <w:t xml:space="preserve"> </w:t>
+      </w:r>
+      <w:hyperlink r:id="rId174">
         <w:r>
           <w:rPr>
             <w:rStyle w:val="Hyperlink"/>
@@ -26899,16 +26866,16 @@
           <w:numId w:val="1038"/>
         </w:numPr>
       </w:pPr>
-      <w:hyperlink r:id="rId173"/>
-      <w:r>
-        <w:t xml:space="preserve"> </w:t>
-      </w:r>
-      <w:hyperlink r:id="rId174">
+      <w:hyperlink r:id="rId175"/>
+      <w:r>
+        <w:t xml:space="preserve"> </w:t>
+      </w:r>
+      <w:hyperlink r:id="rId176">
         <w:r>
           <w:rPr>
             <w:rStyle w:val="Hyperlink"/>
           </w:rPr>
-          <w:t xml:space="preserve">Usando Apk En Windown 11</w:t>
+          <w:t xml:space="preserve">Scrcpy</w:t>
         </w:r>
       </w:hyperlink>
     </w:p>
@@ -26920,11 +26887,11 @@
           <w:numId w:val="1038"/>
         </w:numPr>
       </w:pPr>
-      <w:hyperlink r:id="rId175"/>
-      <w:r>
-        <w:t xml:space="preserve"> </w:t>
-      </w:r>
-      <w:hyperlink r:id="rId176">
+      <w:hyperlink r:id="rId177"/>
+      <w:r>
+        <w:t xml:space="preserve"> </w:t>
+      </w:r>
+      <w:hyperlink r:id="rId178">
         <w:r>
           <w:rPr>
             <w:rStyle w:val="Hyperlink"/>
@@ -26941,11 +26908,11 @@
           <w:numId w:val="1038"/>
         </w:numPr>
       </w:pPr>
-      <w:hyperlink r:id="rId177"/>
-      <w:r>
-        <w:t xml:space="preserve"> </w:t>
-      </w:r>
-      <w:hyperlink r:id="rId178">
+      <w:hyperlink r:id="rId179"/>
+      <w:r>
+        <w:t xml:space="preserve"> </w:t>
+      </w:r>
+      <w:hyperlink r:id="rId180">
         <w:r>
           <w:rPr>
             <w:rStyle w:val="Hyperlink"/>
@@ -26962,11 +26929,11 @@
           <w:numId w:val="1038"/>
         </w:numPr>
       </w:pPr>
-      <w:hyperlink r:id="rId179"/>
-      <w:r>
-        <w:t xml:space="preserve"> </w:t>
-      </w:r>
-      <w:hyperlink r:id="rId180">
+      <w:hyperlink r:id="rId181"/>
+      <w:r>
+        <w:t xml:space="preserve"> </w:t>
+      </w:r>
+      <w:hyperlink r:id="rId182">
         <w:r>
           <w:rPr>
             <w:rStyle w:val="Hyperlink"/>
@@ -26983,11 +26950,11 @@
           <w:numId w:val="1038"/>
         </w:numPr>
       </w:pPr>
-      <w:hyperlink r:id="rId181"/>
-      <w:r>
-        <w:t xml:space="preserve"> </w:t>
-      </w:r>
-      <w:hyperlink r:id="rId182">
+      <w:hyperlink r:id="rId183"/>
+      <w:r>
+        <w:t xml:space="preserve"> </w:t>
+      </w:r>
+      <w:hyperlink r:id="rId184">
         <w:r>
           <w:rPr>
             <w:rStyle w:val="Hyperlink"/>
@@ -27004,11 +26971,11 @@
           <w:numId w:val="1038"/>
         </w:numPr>
       </w:pPr>
-      <w:hyperlink r:id="rId183"/>
-      <w:r>
-        <w:t xml:space="preserve"> </w:t>
-      </w:r>
-      <w:hyperlink r:id="rId184">
+      <w:hyperlink r:id="rId185"/>
+      <w:r>
+        <w:t xml:space="preserve"> </w:t>
+      </w:r>
+      <w:hyperlink r:id="rId186">
         <w:r>
           <w:rPr>
             <w:rStyle w:val="Hyperlink"/>
@@ -27025,11 +26992,11 @@
           <w:numId w:val="1038"/>
         </w:numPr>
       </w:pPr>
-      <w:hyperlink r:id="rId185"/>
-      <w:r>
-        <w:t xml:space="preserve"> </w:t>
-      </w:r>
-      <w:hyperlink r:id="rId186">
+      <w:hyperlink r:id="rId187"/>
+      <w:r>
+        <w:t xml:space="preserve"> </w:t>
+      </w:r>
+      <w:hyperlink r:id="rId188">
         <w:r>
           <w:rPr>
             <w:rStyle w:val="Hyperlink"/>
@@ -27046,11 +27013,11 @@
           <w:numId w:val="1038"/>
         </w:numPr>
       </w:pPr>
-      <w:hyperlink r:id="rId187"/>
-      <w:r>
-        <w:t xml:space="preserve"> </w:t>
-      </w:r>
-      <w:hyperlink r:id="rId188">
+      <w:hyperlink r:id="rId189"/>
+      <w:r>
+        <w:t xml:space="preserve"> </w:t>
+      </w:r>
+      <w:hyperlink r:id="rId190">
         <w:r>
           <w:rPr>
             <w:rStyle w:val="Hyperlink"/>
@@ -27067,11 +27034,11 @@
           <w:numId w:val="1038"/>
         </w:numPr>
       </w:pPr>
-      <w:hyperlink r:id="rId189"/>
-      <w:r>
-        <w:t xml:space="preserve"> </w:t>
-      </w:r>
-      <w:hyperlink r:id="rId190">
+      <w:hyperlink r:id="rId191"/>
+      <w:r>
+        <w:t xml:space="preserve"> </w:t>
+      </w:r>
+      <w:hyperlink r:id="rId192">
         <w:r>
           <w:rPr>
             <w:rStyle w:val="Hyperlink"/>
@@ -27088,11 +27055,11 @@
           <w:numId w:val="1038"/>
         </w:numPr>
       </w:pPr>
-      <w:hyperlink r:id="rId191"/>
-      <w:r>
-        <w:t xml:space="preserve"> </w:t>
-      </w:r>
-      <w:hyperlink r:id="rId192">
+      <w:hyperlink r:id="rId193"/>
+      <w:r>
+        <w:t xml:space="preserve"> </w:t>
+      </w:r>
+      <w:hyperlink r:id="rId194">
         <w:r>
           <w:rPr>
             <w:rStyle w:val="Hyperlink"/>
@@ -27109,11 +27076,11 @@
           <w:numId w:val="1038"/>
         </w:numPr>
       </w:pPr>
-      <w:hyperlink r:id="rId193"/>
-      <w:r>
-        <w:t xml:space="preserve"> </w:t>
-      </w:r>
-      <w:hyperlink r:id="rId194">
+      <w:hyperlink r:id="rId195"/>
+      <w:r>
+        <w:t xml:space="preserve"> </w:t>
+      </w:r>
+      <w:hyperlink r:id="rId196">
         <w:r>
           <w:rPr>
             <w:rStyle w:val="Hyperlink"/>
@@ -27130,11 +27097,11 @@
           <w:numId w:val="1038"/>
         </w:numPr>
       </w:pPr>
-      <w:hyperlink r:id="rId195"/>
-      <w:r>
-        <w:t xml:space="preserve"> </w:t>
-      </w:r>
-      <w:hyperlink r:id="rId196">
+      <w:hyperlink r:id="rId197"/>
+      <w:r>
+        <w:t xml:space="preserve"> </w:t>
+      </w:r>
+      <w:hyperlink r:id="rId198">
         <w:r>
           <w:rPr>
             <w:rStyle w:val="Hyperlink"/>
@@ -27151,11 +27118,11 @@
           <w:numId w:val="1038"/>
         </w:numPr>
       </w:pPr>
-      <w:hyperlink r:id="rId197"/>
-      <w:r>
-        <w:t xml:space="preserve"> </w:t>
-      </w:r>
-      <w:hyperlink r:id="rId198">
+      <w:hyperlink r:id="rId199"/>
+      <w:r>
+        <w:t xml:space="preserve"> </w:t>
+      </w:r>
+      <w:hyperlink r:id="rId200">
         <w:r>
           <w:rPr>
             <w:rStyle w:val="Hyperlink"/>
@@ -27172,11 +27139,11 @@
           <w:numId w:val="1038"/>
         </w:numPr>
       </w:pPr>
-      <w:hyperlink r:id="rId199"/>
-      <w:r>
-        <w:t xml:space="preserve"> </w:t>
-      </w:r>
-      <w:hyperlink r:id="rId200">
+      <w:hyperlink r:id="rId201"/>
+      <w:r>
+        <w:t xml:space="preserve"> </w:t>
+      </w:r>
+      <w:hyperlink r:id="rId202">
         <w:r>
           <w:rPr>
             <w:rStyle w:val="Hyperlink"/>
@@ -27187,20 +27154,104 @@
     </w:p>
     <w:p>
       <w:pPr>
+        <w:pStyle w:val="Compact"/>
+        <w:numPr>
+          <w:ilvl w:val="0"/>
+          <w:numId w:val="1038"/>
+        </w:numPr>
+      </w:pPr>
+      <w:hyperlink r:id="rId203"/>
+      <w:r>
+        <w:t xml:space="preserve"> </w:t>
+      </w:r>
+      <w:hyperlink r:id="rId204">
+        <w:r>
+          <w:rPr>
+            <w:rStyle w:val="Hyperlink"/>
+          </w:rPr>
+          <w:t xml:space="preserve">Guia De Ranger</w:t>
+        </w:r>
+      </w:hyperlink>
+    </w:p>
+    <w:p>
+      <w:pPr>
+        <w:pStyle w:val="Compact"/>
+        <w:numPr>
+          <w:ilvl w:val="0"/>
+          <w:numId w:val="1038"/>
+        </w:numPr>
+      </w:pPr>
+      <w:hyperlink r:id="rId205"/>
+      <w:r>
+        <w:t xml:space="preserve"> </w:t>
+      </w:r>
+      <w:hyperlink r:id="rId206">
+        <w:r>
+          <w:rPr>
+            <w:rStyle w:val="Hyperlink"/>
+          </w:rPr>
+          <w:t xml:space="preserve">Guia De Kitty Terminal</w:t>
+        </w:r>
+      </w:hyperlink>
+    </w:p>
+    <w:p>
+      <w:pPr>
+        <w:pStyle w:val="Compact"/>
+        <w:numPr>
+          <w:ilvl w:val="0"/>
+          <w:numId w:val="1038"/>
+        </w:numPr>
+      </w:pPr>
+      <w:hyperlink r:id="rId207"/>
+      <w:r>
+        <w:t xml:space="preserve"> </w:t>
+      </w:r>
+      <w:hyperlink r:id="rId208">
+        <w:r>
+          <w:rPr>
+            <w:rStyle w:val="Hyperlink"/>
+          </w:rPr>
+          <w:t xml:space="preserve">Guia De Positron Ide</w:t>
+        </w:r>
+      </w:hyperlink>
+    </w:p>
+    <w:p>
+      <w:pPr>
+        <w:pStyle w:val="Compact"/>
+        <w:numPr>
+          <w:ilvl w:val="0"/>
+          <w:numId w:val="1038"/>
+        </w:numPr>
+      </w:pPr>
+      <w:hyperlink r:id="rId209"/>
+      <w:r>
+        <w:t xml:space="preserve"> </w:t>
+      </w:r>
+      <w:hyperlink r:id="rId210">
+        <w:r>
+          <w:rPr>
+            <w:rStyle w:val="Hyperlink"/>
+          </w:rPr>
+          <w:t xml:space="preserve">Guia De Rsync</w:t>
+        </w:r>
+      </w:hyperlink>
+    </w:p>
+    <w:p>
+      <w:pPr>
         <w:pStyle w:val="FirstParagraph"/>
       </w:pPr>
       <w:r>
         <w:t xml:space="preserve">Esperamos que encuentres estas publicaciones igualmente interesantes y útiles. ¡Disfruta de la lectura!</w:t>
       </w:r>
     </w:p>
-    <w:bookmarkEnd w:id="201"/>
+    <w:bookmarkEnd w:id="211"/>
     <w:sectPr>
-      <w:headerReference r:id="rId9" w:type="even"/>
-      <w:headerReference r:id="rId11" w:type="default"/>
-      <w:footerReference r:id="rId14" w:type="even"/>
-      <w:footerReference r:id="rId13" w:type="default"/>
-      <w:headerReference r:id="rId10" w:type="first"/>
-      <w:footerReference r:id="rId12" w:type="first"/>
+      <w:headerReference r:id="rId8" w:type="even"/>
+      <w:headerReference r:id="rId9" w:type="default"/>
+      <w:footerReference r:id="rId10" w:type="even"/>
+      <w:footerReference r:id="rId11" w:type="default"/>
+      <w:headerReference r:id="rId12" w:type="first"/>
+      <w:footerReference r:id="rId13" w:type="first"/>
       <w:pgSz w:h="15840" w:w="12240"/>
       <w:pgMar w:bottom="1440" w:footer="720" w:gutter="0" w:header="720" w:left="1440" w:right="1440" w:top="1440"/>
       <w:cols w:space="720"/>
